--- a/交付成果/第三轮修订版/第三轮4周版/读书会24_三十二身分（身至念）专修_4周资料包（第三版修订）/Word版/第1周_总论与第一·二组身分_学员版.docx
+++ b/交付成果/第三轮修订版/第三轮4周版/读书会24_三十二身分（身至念）专修_4周资料包（第三版修订）/Word版/第1周_总论与第一·二组身分_学员版.docx
@@ -1209,7 +1209,7 @@
         <w:rPr>
           <w:b w:val="0"/>
         </w:rPr>
-        <w:t>（依据录音转写整理，已校对明显同音错字）</w:t>
+        <w:t>（依据录音转写整理，已按同音讹字统一校订·正文直用正字）</w:t>
       </w:r>
     </w:p>
     <w:p>
@@ -1234,7 +1234,7 @@
         <w:rPr>
           <w:b w:val="0"/>
         </w:rPr>
-        <w:t>[00:00:03.540] 好，今天呢，我们。学习一下。三十二生根。三十二身份呢？也是。生挚恋啊。那也是不进水面。嗯。所以三十二生分的作用呢？他就是。嗯，通过对自己身体的像这个。部位的观察啊，然后看到自己啊，这个色身本身的这种。不净啊，和去除对自己身体的贪爱，以及对他人身体的贪爱。啊。哎呀。诶怎么一直有个回音。我自己的回音已经关掉了，怎么还有啊？这个是。我的。杨文旭。这有什么特别？什么？两，两科。嗯哼，嗯。</w:t>
+        <w:t>[00:00:03.540] 好，今天呢，我们。学习一下。三十二身分。三十二身分呢？也是。身至念啊。那也是不进水面。嗯。所以三十二身分的作用呢？他就是。嗯，通过对自己身体的像这个。部位的观察啊，然后看到自己啊，这个色身本身的这种。不净啊，和去除对自己身体的贪爱，以及对他人身体的贪爱。啊。哎呀。诶怎么一直有个回音。我自己的回音已经关掉了，怎么还有啊？这个是。我的。杨文旭。这有什么特别？什么？两，两科。嗯哼，嗯。</w:t>
       </w:r>
     </w:p>
     <w:p>
@@ -1249,7 +1249,7 @@
         <w:rPr>
           <w:b w:val="0"/>
         </w:rPr>
-        <w:t>[00:01:56.540] 那什么是生字面呢？春之恋的巴黎语叫卡亚嘎达萨蒂。卡宴呢，就是色身，就是生。简单呢。是至到达的意思，Sub d呢，是正面，你正面的到达自己的色身啊，叫生之念。</w:t>
+        <w:t>[00:01:56.540] 那什么是身至念呢？身至念的巴利语叫卡亚嘎达萨蒂。卡宴呢，就是色身，就是生。简单呢。是至到达的意思，Sub d呢，是正念，你正念的到达自己的色身啊，叫身至念。</w:t>
       </w:r>
     </w:p>
     <w:p>
@@ -1274,7 +1274,7 @@
         <w:rPr>
           <w:b w:val="0"/>
         </w:rPr>
-        <w:t>[00:02:15.920] 有佛陀在生字念经中提到，不是如比哭，另一种观照的方法为比哭省察，从脚掌至头发下方。从头发至周围，以皮肤为边际，有不洁净之种种充满之齿身充满着齿色针，请察于齿色针中有头发、身毛、指甲、牙齿、皮肤。肉、肌肉、筋腱、骨头、骨髓、肾、心脏、肝膜、脾、肺、肠、肠结膜、胃中物、粪、胆汁、痰溶血汗、脂肪类、油膏啊、高脂、唾液、鼻涕、关节滑液、尿。</w:t>
+        <w:t>[00:02:15.920] 有佛陀在身至念经中提到，不是如比库，另一种观照的方法为比库省察，从脚掌至头发下方。从头发至周围，以皮肤为边际，有不洁净之种种充满之齿身充满着齿色针，请察于齿色针中有头发、身毛、指甲、牙齿、皮肤。肉、肌肉、筋腱、骨头、骨髓、肾、心脏、肝膜、脾、肺、肠、肠间膜、胃中物、粪、胆汁、痰脓血汗、脂肪类、膏脂啊、膏脂、唾液、鼻涕、关节滑液、尿。</w:t>
       </w:r>
     </w:p>
     <w:p>
@@ -1289,7 +1289,7 @@
         <w:rPr>
           <w:b w:val="0"/>
         </w:rPr>
-        <w:t>[00:03:04.100] 那这里面呢，主要是指我们身体啊固体的。为主的部分和液体为主的部分啊。嗯。这个。也就是以地界为主和水界为主的部分。那分界部分和火界部分呢，加在一起呢，是形成四十二身份，那这个因为它不能够被很清晰的观察，所以呢，在三色生分里面呢，就没有把它包含在内。</w:t>
+        <w:t>[00:03:04.100] 那这里面呢，主要是指我们身体啊固体的。为主的部分和液体为主的部分啊。嗯。这个。也就是以地界为主和水界为主的部分。那风界部分和火界部分呢，加在一起呢，是形成四十二身分，那这个因为它不能够被很清晰的观察，所以呢，在三十二身分里面呢，就没有把它包含在内。</w:t>
       </w:r>
     </w:p>
     <w:p>
@@ -1304,7 +1304,7 @@
         <w:rPr>
           <w:b w:val="0"/>
         </w:rPr>
-        <w:t>[00:03:44.540] 那在清净道论里面呢，这个。这个。是把生之链呢，分成六组了哦。六组呢，前面四组呢，都是以地界为主的，地界的特相为主的啊，所以我们记住的时候就第一组，头发，身毛，指甲，牙齿皮肤。第二组呢，是肌肉，筋腱，骨头，骨髓，肾。第三组呢，是心肝膜离肺。第四组是肠，肠粘膜，胃中物缝大脑，脑就是。啊，第五组呢，是胆汁痰浓血汗，脂肪。</w:t>
+        <w:t>[00:03:44.540] 那在清净道论里面呢，这个。这个。是把身至念呢，分成六组了哦。六组呢，前面四组呢，都是以地界为主的，地界的特相为主的啊，所以我们记住的时候就第一组，头发，身毛，指甲，牙齿皮肤。第二组呢，是肌肉，筋腱，骨头，骨髓，肾。第三组呢，是心肝膜脾肺。第四组是肠，肠间膜，胃中物粪大脑，脑就是。啊，第五组呢，是胆汁痰脓血汗，脂肪。</w:t>
       </w:r>
     </w:p>
     <w:p>
@@ -1349,7 +1349,7 @@
         <w:rPr>
           <w:b w:val="0"/>
         </w:rPr>
-        <w:t>[00:05:28.215] 这个露出习练第四禅开始修三色身分。它那个活体的膜呢，它就很清晰啊。</w:t>
+        <w:t>[00:05:28.215] 这个入出息念第四禅开始修三十二身分。它那个活体的膜呢，它就很清晰啊。</w:t>
       </w:r>
     </w:p>
     <w:p>
@@ -1394,7 +1394,7 @@
         <w:rPr>
           <w:b w:val="0"/>
         </w:rPr>
-        <w:t>[00:06:31.120] 就学三十二生分呢，首先对三十二个生分的这些名称啊。啊，我们要清楚啊，到底是哪三十二个身份啊？第一组是以皮肤为第五的身份结尾哈。就是头发这个发毛，我们讲发毛爪死皮。啊，第二组呢，是以肾为结束的。这个五组哈，叫肉腱、骨髓、肾。第三组呢，是以肺为结尾的，这些心肝磨脾肺。第四组呢，是以脑为结尾的，就肠肠粘膜微生物，粪脑。</w:t>
+        <w:t>[00:06:31.120] 就学三十二身分呢，首先对三十二个身分的这些名称啊。啊，我们要清楚啊，到底是哪三十二个身分啊？第一组是以皮肤为第五的身分结尾哈。就是头发这个发毛，我们讲发毛爪齿皮。啊，第二组呢，是以肾为结束的。这个五组哈，叫肉筋、骨髓、肾。第三组呢，是以肺为结尾的，这些心肝膜脾肺。第四组呢，是以脑为结尾的，就肠、肠间膜胃中物，粪脑。</w:t>
       </w:r>
     </w:p>
     <w:p>
@@ -1409,7 +1409,7 @@
         <w:rPr>
           <w:b w:val="0"/>
         </w:rPr>
-        <w:t>[00:07:12.060] 那么根据注疏呢？这在这个组别中，把脑作为一项列入其中。这个四个组别呢，每个都有五个身份，总共二十种身份，属于四大啊，就以B大的为主的身份。那也有一些经典呢，大脑并没有被列进去啊，但不影响啊。</w:t>
+        <w:t>[00:07:12.060] 那么根据注疏呢？这在这个组别中，把脑作为一项列入其中。这个四个组别呢，每个都有五个身分，总共二十种身分，属于四大啊，就以四大的为主的身分。那也有一些经典呢，大脑并没有被列进去啊，但不影响啊。</w:t>
       </w:r>
     </w:p>
     <w:p>
@@ -1424,7 +1424,7 @@
         <w:rPr>
           <w:b w:val="0"/>
         </w:rPr>
-        <w:t>[00:07:35.480] 第五组呢，是以脂肪为第六的生分哈结尾哈就胆胆汁痰浓血汗脂肪。那么这里的龙呢，如果你现这个身体现在没有龙呢，就是取过去曾经化龙的那个龙啊，作为对象。第六呢，是以尿为结尾的哈，就是眼泪、高脂鼻涕、唾液、关节滑液、尿。</w:t>
+        <w:t>[00:07:35.480] 第五组呢，是以脂肪为第六的身分哈结尾哈就胆胆汁痰脓血汗脂肪。那么这里的脓呢，如果你现这个身体现在没有脓呢，就是取过去曾经化脓的那个脓啊，作为对象。第六呢，是以尿为结尾的哈，就是眼泪、膏脂鼻涕、唾液、关节滑液、尿。</w:t>
       </w:r>
     </w:p>
     <w:p>
@@ -1449,7 +1449,7 @@
         <w:rPr>
           <w:b w:val="0"/>
         </w:rPr>
-        <w:t>[00:08:01.040] 所以第五组跟第六组是水大的身份为主啊，就总共是十二种啊。</w:t>
+        <w:t>[00:08:01.040] 所以第五组跟第六组是水大的身分为主啊，就总共是十二种啊。</w:t>
       </w:r>
     </w:p>
     <w:p>
@@ -1464,7 +1464,7 @@
         <w:rPr>
           <w:b w:val="0"/>
         </w:rPr>
-        <w:t>[00:08:09.900] 啊，所以首先呢，我们要能够清楚啊，三色生分的分组啊，并且以顺顺序逆序两种来记忆并口诵。就是就像我们早上啊，有三次生分练冲啊，从头发一直到脚底，然后从脚底一直在头发啊，就是顺顺着练和逆着练都要会。啊。</w:t>
+        <w:t>[00:08:09.900] 啊，所以首先呢，我们要能够清楚啊，三十二身分的分组啊，并且以顺顺序逆序两种来记忆并口诵。就是就像我们早上啊，有三十二身分练冲啊，从头发一直到脚底，然后从脚底一直在头发啊，就是顺顺着练和逆着练都要会。啊。</w:t>
       </w:r>
     </w:p>
     <w:p>
@@ -1479,7 +1479,7 @@
         <w:rPr>
           <w:b w:val="0"/>
         </w:rPr>
-        <w:t>[00:08:37.160] 那举个例子说，第一组生分念诵呢，先以顺序的方式念诵头发、生毛、指甲、牙齿、皮肤啊，再以逆序的方式练诵皮肤、牙齿、指甲、身毛、头发啊，就是来回的这样的去观察。第二种身分呢，就是肉见骨髓，肾啊啊，那再以逆序的方式念诵。嗯。这个不单单是念诵，这五个身分呢，还要把皮肤等五个身分。啊，一起加进去啊，就是十个生根啊，肾骨髓。骨筋腱，肉、皮肤，牙齿、指甲、身毛、头发啊，就是这个。呃，第二组的这个顺利了，也就是说，从第一组开始，然后后面再加的时候，都把前面一起加进去啊。</w:t>
+        <w:t>[00:08:37.160] 那举个例子说，第一组身分念诵呢，先以顺序的方式念诵头发、身毛、指甲、牙齿、皮肤啊，再以逆序的方式练诵皮肤、牙齿、指甲、身毛、头发啊，就是来回的这样的去观察。第二种身分呢，就是肉筋骨髓，肾啊啊，那再以逆序的方式念诵。嗯。这个不单单是念诵，这五个身分呢，还要把皮肤等五个身分。啊，一起加进去啊，就是十个身分啊，肾骨髓。骨筋腱，肉、皮肤、牙齿、指甲、身毛、头发啊，就是这个。呃，第二组的这个顺利了，也就是说，从第一组开始，然后后面再加的时候，都把前面一起加进去啊。</w:t>
       </w:r>
     </w:p>
     <w:p>
@@ -1494,7 +1494,7 @@
         <w:rPr>
           <w:b w:val="0"/>
         </w:rPr>
-        <w:t>[00:09:37.780] 啊，那第三组呢，就是发毛，甲子皮肉见骨，所以心肝膜脾肺。好，然后逆着上去呢，就是肺脾膜，肝心啊，肾水骨筋肉，然后皮此短毛发啊，就是一一个个的往上加。啊，</w:t>
+        <w:t>[00:09:37.780] 啊，那第三组呢，就是发毛，爪齿皮肉筋骨，所以心肝膜脾肺。好，然后逆着上去呢，就是肺脾膜，肝心啊，肾髓骨筋肉，然后皮齿爪毛发啊，就是一一个个的往上加。啊，</w:t>
       </w:r>
     </w:p>
     <w:p>
@@ -1509,7 +1509,7 @@
         <w:rPr>
           <w:b w:val="0"/>
         </w:rPr>
-        <w:t>[00:10:00.080] 第四组呢，那就是它虽然是肠肠粘膜微生物，粪脑。啊，然后先把这一组练习好了。好两个脑。这个缝胃中物膜肠，这点手语熟悉完以后呢，那再把前面的加进去啊。化膜夹子，鼻肉见骨髓于肾心肝膜，脾肺肠肠粘膜微生物粪便大脑然后在大脑粪便微生物肠肠肠粘膜肠啊，肺脾膜肝心啊，肾水骨筋肉啊，皮齿爪毛发。好，那么这个是这四组呢，就是B大为主的了啊，B大的特项为主的，</w:t>
+        <w:t>[00:10:00.080] 第四组呢，那就是它虽然是肠、肠间膜胃中物，粪脑。啊，然后先把这一组练习好了。好两个脑。这个粪胃中物膜肠，这点手语熟悉完以后呢，那再把前面的加进去啊。发毛爪齿，皮肉筋骨髓于肾心肝膜，脾肺肠、肠间膜胃中物粪便大脑然后在大脑粪便胃中物肠、肠间膜、肠啊，肺脾膜肝心啊，肾髓骨筋肉啊，皮齿爪毛发。好，那么这个是这四组呢，就是四大为主的了啊，四大的特项为主的，</w:t>
       </w:r>
     </w:p>
     <w:p>
@@ -1545,7 +1545,7 @@
         <w:rPr>
           <w:b w:val="0"/>
         </w:rPr>
-        <w:t>[00:10:45.215] 那第五组呢，就是啊胆汁痰浓血汗脂肪，然后在脂肪汗血浓糖胆汁啊。好，那么这个再把前面的加进来好啊，</w:t>
+        <w:t>[00:10:45.215] 那第五组呢，就是啊胆汁痰脓血汗脂肪，然后在脂肪汗血浓糖胆汁啊。好，那么这个再把前面的加进来好啊，</w:t>
       </w:r>
     </w:p>
     <w:p>
@@ -1560,7 +1560,7 @@
         <w:rPr>
           <w:b w:val="0"/>
         </w:rPr>
-        <w:t>[00:10:58.385] 发毛，甲子皮，肉腱，骨髓，肾、心肝膜，脾肺肠，肠结膜，微生物，粪便，大脑、胆汁，痰脓、血暗，脂肪。然后再逆着就脂肪，汗血，浓糖，胆汁，大脑粪便，微生物，肠粘膜，肠肺脾膜，肝心肾水，骨筋肉。皮齿爪毛发啊好，</w:t>
+        <w:t>[00:10:58.385] 发毛，爪齿皮，肉筋，骨髓，肾、心肝膜，脾肺肠，肠间膜，胃中物，粪便，大脑、胆汁，痰脓、血、汗，脂肪。然后再逆着就脂肪，汗血，浓糖，胆汁，大脑粪便，胃中物，肠间膜，肠肺脾膜，肝心肾水，骨筋肉。皮齿爪毛发啊好，</w:t>
       </w:r>
     </w:p>
     <w:p>
@@ -1575,7 +1575,7 @@
         <w:rPr>
           <w:b w:val="0"/>
         </w:rPr>
-        <w:t>[00:11:26.095] 那再把最后的一组啊再加进去啊，最后一组呢是。这个呃，眼泪膏脂，那也有人把它变成油啊，泪油唾涕，关节滑液尿。啊，然后先把这一组熟悉了哈，尿、关节滑液、鼻涕、唾液、油类好，这个熟物习完以后再把全面的加进来。发毛滑齿皮，肉腱，骨髓，肾，心肝膜，脾肺肠肠结膜，微生物，粪便，脑胆汁，肠溶血，汗，脂肪，泪油，唾涕，关节滑液，尿。啊，然后在整个的。啊，完整的这个密的啊，就尿关节滑液啊，涕唾油类。脂肪、汗血、浓糖、胆汁。脑、粪、胃中物、肠结膜、肠。</w:t>
+        <w:t>[00:11:26.095] 那再把最后的一组啊再加进去啊，最后一组呢是。这个呃，眼泪膏脂，那也有人把它变成油啊，泪油唾涕，关节滑液尿。啊，然后先把这一组熟悉了哈，尿、关节滑液、鼻涕、唾液、油类好，这个熟物习完以后再把全面的加进来。发毛爪齿皮，肉筋，骨髓，肾，心肝膜，脾肺肠、肠间膜，胃中物，粪便，脑胆汁，脓血，汗，脂肪，泪油，唾涕，关节滑液，尿。啊，然后在整个的。啊，完整的这个密的啊，就尿关节滑液啊，涕唾油类。脂肪、汗血、浓糖、胆汁。脑、粪、胃中物、肠间膜、肠。</w:t>
       </w:r>
     </w:p>
     <w:p>
@@ -1590,7 +1590,7 @@
         <w:rPr>
           <w:b w:val="0"/>
         </w:rPr>
-        <w:t>[00:12:28.940] 啊，桂皮磨肝心，肾水补君肉。体齿短，毛发好，</w:t>
+        <w:t>[00:12:28.940] 啊，肺脾膜肝心，肾髓骨筋肉。皮齿爪，毛发好，</w:t>
       </w:r>
     </w:p>
     <w:p>
@@ -1620,7 +1620,7 @@
         <w:rPr>
           <w:b w:val="0"/>
         </w:rPr>
-        <w:t>[00:12:43.500] 那因为有三十二个啊三个部分的内容，然后展开呢，就像我们刚才讲的这些内容呢，一组一组的要顺要逆，所以它是有很多的内容啊。那对于容易打妄想的人呢？他就没有空打妄想啊，他有很多要背的、要了解的内容。啊，所以那么这个首先呢，就是不断的练诵思维呢，我们专注这些身份的念诵呢，心就比较容易安定。那这个过去呢，号称是有两位比部在四个月内就是通过念诵这些身份啊，那他只是这么念诵，心里这样感觉刚开始不清晰无所谓啊。但是呢，这个几个月以后呢，就清楚的呈现生根的所源，甚至获得了道之果子。四个月之内啊，因此呢，</w:t>
+        <w:t>[00:12:43.500] 那因为有三十二个啊三个部分的内容，然后展开呢，就像我们刚才讲的这些内容呢，一组一组的要顺要逆，所以它是有很多的内容啊。那对于容易打妄想的人呢？他就没有空打妄想啊，他有很多要背的、要了解的内容。啊，所以那么这个首先呢，就是不断的练诵思维呢，我们专注这些身分的念诵呢，心就比较容易安定。那这个过去呢，号称是有两位比库在四个月内就是通过念诵这些身分啊，那他只是这么念诵，心里这样感觉刚开始不清晰无所谓啊。但是呢，这个几个月以后呢，就清楚的呈现身分的所缘，甚至获得了道之果子。四个月之内啊，因此呢，</w:t>
       </w:r>
     </w:p>
     <w:p>
@@ -1635,7 +1635,7 @@
         <w:rPr>
           <w:b w:val="0"/>
         </w:rPr>
-        <w:t>[00:13:41.525] 念诵生分呢，可以帮助参久者升起道之果子啊。这个是在经典里面有过这个方面的介绍了。</w:t>
+        <w:t>[00:13:41.525] 念诵身分呢，可以帮助禅修者升起道之果子啊。这个是在经典里面有过这个方面的介绍了。</w:t>
       </w:r>
     </w:p>
     <w:p>
@@ -1665,7 +1665,7 @@
         <w:rPr>
           <w:b w:val="0"/>
         </w:rPr>
-        <w:t>[00:14:09.960] 每一个组别念诵呢分别是这样。第一组呢，这个念诵以皮肤为第五的身分念诵十五天啊，这就发毛甲子皮哈。这个首先以顺序的方式念诵十五篇，逆序的方式念诵啊，以顺序的方式念诵五天，以逆序的方式念诵五篇啊，顺序逆序的方式再念诵五天，每一组念诵总共十五天。好，那第二组也是啊，这个这个肉健骨髓肾好，这个顺的五天，利的五天，顺利合起来五天啊，是五天啊。第三组也是第二啊。那第四组第五组第六组啊啊，那么六组加起来呢，总共是九十天，然后再加上前面组别称，分开念诵七十五天，总共是一百六十五天。啊，所以那么。</w:t>
+        <w:t>[00:14:09.960] 每一个组别念诵呢分别是这样。第一组呢，这个念诵以皮肤为第五的身分念诵十五天啊，这就发毛爪齿皮哈。这个首先以顺序的方式念诵十五篇，逆序的方式念诵啊，以顺序的方式念诵五天，以逆序的方式念诵五篇啊，顺序逆序的方式再念诵五天，每一组念诵总共十五天。好，那第二组也是啊，这个这个肉筋骨髓肾好，这个顺的五天，利的五天，顺利合起来五天啊，是五天啊。第三组也是第二啊。那第四组第五组第六组啊啊，那么六组加起来呢，总共是九十天，然后再加上前面组别称，分开念诵七十五天，总共是一百六十五天。啊，所以那么。</w:t>
       </w:r>
     </w:p>
     <w:p>
@@ -1680,7 +1680,7 @@
         <w:rPr>
           <w:b w:val="0"/>
         </w:rPr>
-        <w:t>[00:15:03.720] 举个例子，比以第二组的肾为这个肾，这个这个肉腱骨髓肾啊，这个为例呢啊，从第一组头发开始念诵，再以顺序的方式念诵啊。发毛夹子皮肉腱骨髓肾这十个身分以顺序的方式念诵五天，再把这十个身分倒过来啊，肾髓骨筋肉啊，这个皮齿爪毛发啊，练诵五天再以顺序的方式练诵五天啊。那那再把这个顺利加起来，首五天啊十分中这个从第一组到第六组呢，</w:t>
+        <w:t>[00:15:03.720] 举个例子，比以第二组的肾为这个肾，这个这个肉筋骨髓肾啊，这个为例呢啊，从第一组头发开始念诵，再以顺序的方式念诵啊。发毛爪齿皮肉筋骨髓肾这十个身分以顺序的方式念诵五天，再把这十个身分倒过来啊，肾髓骨筋肉啊，这个皮齿爪毛发啊，练诵五天再以顺序的方式练诵五天啊。那那再把这个顺利加起来，首五天啊十分中这个从第一组到第六组呢，</w:t>
       </w:r>
     </w:p>
     <w:p>
@@ -1710,7 +1710,7 @@
         <w:rPr>
           <w:b w:val="0"/>
         </w:rPr>
-        <w:t>[00:15:47.610] 这是一种念诵方法，就是完全不熟悉的，然后通过三纯粹是由三者身份呢啊。</w:t>
+        <w:t>[00:15:47.610] 这是一种念诵方法，就是完全不熟悉的，然后通过纯粹是由三十二身分呢啊。</w:t>
       </w:r>
     </w:p>
     <w:p>
@@ -1725,7 +1725,7 @@
         <w:rPr>
           <w:b w:val="0"/>
         </w:rPr>
-        <w:t>[00:15:56.880] 那么刚才讲生字念呢，有这个有七种方式的这个修习呢，前面第一种就是念诵嘛啊啊念诵有两大类啊啊，那第二个呢，是用心作意。啊，然后呢，用心作意就是就像用口诵念诵一样，同样也要用心念诵作意以口诵啊，口念诵能够帮助用心念诵，用心作意念诵呢，能够遮住洞彻不了之不尽相，能够观照厌恶之特相。</w:t>
+        <w:t>[00:15:56.880] 那么刚才讲身至念呢，有这个有七种方式的这个修习呢，前面第一种就是念诵嘛啊啊念诵有两大类啊啊，那第二个呢，是用心作意。啊，然后呢，用心作意就是就像用口诵念诵一样，同样也要用心念诵作意以口诵啊，口念诵能够帮助用心念诵，用心作意念诵呢，能够遮住洞彻不了之不尽相，能够观照厌恶之特相。</w:t>
       </w:r>
     </w:p>
     <w:p>
@@ -1842,19 +1842,19 @@
         <w:rPr>
           <w:b w:val="0"/>
         </w:rPr>
-        <w:t>，同音讹字极多（「三十二生根／三色生分／三者身份／三蛇身根」＝三十二身分；「生之念／生字念」＝身至念；「卡亚嘎达萨蒂」＝kāyagatāsati；「B大」＝四大〔地界〕；「龙／浓」＝脓；「膏脂」＝脂膏；「变长／变禅／四场」＝遍禅／四禅；「比哭／比部」＝比库；「安之灿烂／安置」＝安止；「多罗树／多萝树／多肉树」＝多罗树；「弥佛」＝猕猴）。照录</w:t>
-      </w:r>
-      <w:r>
-        <w:rPr>
-          <w:b/>
-        </w:rPr>
-        <w:t>保留讹字原样</w:t>
-      </w:r>
-      <w:r>
-        <w:rPr>
-          <w:b w:val="0"/>
-        </w:rPr>
-        <w:t>；主持人照读时可直接跳过明显不通的句子，</w:t>
+        <w:t>，同音讹字极多（「三十二生根／三色生分／三者身份／三蛇身根」＝三十二身分；「生之念／生字念」＝身至念；「卡亚嘎达萨蒂」＝kāyagatāsati；「B大」＝四大〔地界〕；「龙／浓」＝脓；「膏脂」＝脂膏；「变长／变禅／四场」＝遍禅／四禅；「比哭／比部」＝比库；「安之灿烂／安置」＝安止；「多罗树／多萝树／多肉树」＝多罗树；「弥佛」＝猕猴）。正文</w:t>
+      </w:r>
+      <w:r>
+        <w:rPr>
+          <w:b/>
+        </w:rPr>
+        <w:t>已按同音讹字统一校订（直用正字）</w:t>
+      </w:r>
+      <w:r>
+        <w:rPr>
+          <w:b w:val="0"/>
+        </w:rPr>
+        <w:t>；主持人照读时可直接跳过个别明显不通的残句，</w:t>
       </w:r>
       <w:r>
         <w:rPr>
@@ -7706,7 +7706,7 @@
           <w:color w:val="1E4620"/>
           <w:sz w:val="23"/>
         </w:rPr>
-        <w:t>材料② ★补足：《19_三十二身分2-古源尊者-20250123（录音转写）》（依据录音转写整理，已校对明显同音错字）</w:t>
+        <w:t>材料② ★补足：《19_三十二身分2-古源尊者-20250123（录音转写）》（依据录音转写整理，已按同音讹字统一校订·正文直用正字）</w:t>
       </w:r>
     </w:p>
     <w:p>
@@ -7761,7 +7761,7 @@
         <w:rPr>
           <w:b w:val="0"/>
         </w:rPr>
-        <w:t>依据录音转写整理，已校对明显同音错字（转写原文未作改写；明显同音讹字原样保留，对照表见文末）</w:t>
+        <w:t>依据录音转写整理，已按同音讹字统一校订（正文直用正字；原讹字→正字对照见本表）</w:t>
       </w:r>
     </w:p>
     <w:p>
@@ -7799,7 +7799,7 @@
         <w:rPr>
           <w:b w:val="0"/>
         </w:rPr>
-        <w:t>[00:00:07.660] 好，首先呢，我们学习三个分分第一组啊。啊，发毛夹子皮肤，那我光了。啊，半膜瓜子皮。嗯。嗯，今天呢，我们学习第二组了啊。</w:t>
+        <w:t>[00:00:07.660] 好，首先呢，我们学习三十二身分第一组啊。啊，发毛爪齿皮肤，那我光了。啊，发毛爪齿皮。嗯。嗯，今天呢，我们学习第二组了啊。</w:t>
       </w:r>
     </w:p>
     <w:p>
@@ -7814,7 +7814,7 @@
         <w:rPr>
           <w:b w:val="0"/>
         </w:rPr>
-        <w:t>[00:00:27.120] 第二组呢，是肉腱，骨髓，肾。嗯。肉呢，就是我们身体上的肌肉。嗯，肌肉呢，是遍布我们全身的。那肌肉的颜色呢？去。是红色的啊，大家看到这个就像这个。皮下的某一个肌肉，红色，就是人的肌肉呢，跟牛肉差不多。对。嗯，没有像猪肉一样白的那个油，要有油，就是黄色脂肪那种黄色。嗯，下面的肉呢，就是。红色的啊。嗯。肌肌腱呢，筋腱呢就是连接啊肌肉的这些啊，筋腱呢啊。嗯。嗯，就是一种是肌肉内部的小筋腱，一个是骨膜啊，边上的这些筋腱啊。握紧骨头的啊，这个调整骨头的这些筋腱。</w:t>
+        <w:t>[00:00:27.120] 第二组呢，是肉筋，骨髓，肾。嗯。肉呢，就是我们身体上的肌肉。嗯，肌肉呢，是遍布我们全身的。那肌肉的颜色呢？去。是红色的啊，大家看到这个就像这个。皮下的某一个肌肉，红色，就是人的肌肉呢，跟牛肉差不多。对。嗯，没有像猪肉一样白的那个油，要有油，就是黄色脂肪那种黄色。嗯，下面的肉呢，就是。红色的啊。嗯。筋腱呢，筋腱呢就是连接啊肌肉的这些啊，筋腱呢啊。嗯。嗯，就是一种是肌肉内部的小筋腱，一个是骨膜啊，边上的这些筋腱啊。握紧骨头的啊，这个调整骨头的这些筋腱。</w:t>
       </w:r>
     </w:p>
     <w:p>
@@ -7919,7 +7919,7 @@
         <w:rPr>
           <w:b w:val="0"/>
         </w:rPr>
-        <w:t>[00:06:57.820] 我来跟我们先讲，我们现在要修习三十二身分。复习一下昨天的演出。头发。你可以从先从下往上看。可以从上往下看。你也可以从后往前看。也可以从前往后看。无法。渠道方法就直接做一场科研。知道可验就可以了，有可验感就可以了。并不需要去重复加强。</w:t>
+        <w:t>[00:06:57.820] 我来跟我们先讲，我们现在要修习三十二身分。复习一下昨天的演出。头发。你可以从先从下往上看。可以从上往下看。你也可以从后往前看。也可以从前往后看。无法。渠道方法就直接做一场可验。知道可验就可以了，有可验感就可以了。并不需要去重复加强。</w:t>
       </w:r>
     </w:p>
     <w:p>
@@ -7934,7 +7934,7 @@
         <w:rPr>
           <w:b w:val="0"/>
         </w:rPr>
-        <w:t>[00:07:41.260] 体毛。全身的体毛，除了脚掌和手掌没有，其他每一个部位都有汗毛。指甲。十个手指甲。那个脚趾甲。皮肤。在牙齿。每个人至少都有三十四颗牙齿。有些人有三十六颗牙。下什么？红龙杨华。往下看。牙齿的根部啊。根管很尖的。然后都是错误的可言。有这样的概念就行。</w:t>
+        <w:t>[00:07:41.260] 体毛。全身的体毛，除了脚掌和手掌没有，其他每一个部位都有汗毛。指甲。十个手指甲。那个脚趾甲。皮肤。在牙齿。每个人至少都有三十四颗牙齿。有些人有三十六颗牙。下什么？红龙杨华。往下看。牙齿的根部啊。根管很尖的。然后都是错误的可验。有这样的概念就行。</w:t>
       </w:r>
     </w:p>
     <w:p>
@@ -7979,7 +7979,7 @@
         <w:rPr>
           <w:b w:val="0"/>
         </w:rPr>
-        <w:t>[00:10:25.720] 剧中有不少的人。那个想象的那个肉，就像拌白菜的牛肉。滴着血液开始寻找。可以。肌肉的周边。是很多白色的经卷。遍布全身。从头部、颈部。肩部、手臂、前胸、后背。要不。臀部、腿部。尤其各种关节。周边都有白色的军舰。如果有定义可候，你纯粹看今天，就这个经典，</w:t>
+        <w:t>[00:10:25.720] 剧中有不少的人。那个想象的那个肉，就像拌白菜的牛肉。滴着血液开始寻找。可以。肌肉的周边。是很多白色的筋腱。遍布全身。从头部、颈部。肩部、手臂、前胸、后背。要不。臀部、腿部。尤其各种关节。周边都有白色的筋腱。如果有定义可候，你纯粹看今天，就这个经典，</w:t>
       </w:r>
     </w:p>
     <w:p>
@@ -7994,7 +7994,7 @@
         <w:rPr>
           <w:b w:val="0"/>
         </w:rPr>
-        <w:t>[00:11:36.690] 在全天就像第三吧。还有主干。然后有细，有细网，有竹竿。将从头部、后背一直到腿部。有几条大筋腱。啊，牵拉着全身的这个管状的颈腱反射。可见。片从颈部前方。分开，开始编织于全身，并下行至前侧。其他五条下行后撤。另外五条下行于右侧，另外五条下行于左侧。这之中有五条经线变直。右手下行于其前侧。下学期后侧。五条逐渐变直，右手同样下行于前侧。但请允许后撤。五条经线跟着右脚下行去前侧，下行于后侧。五条今天。比例区。左脚同样下行于前侧，下行于其后侧。将整个身体大条筋间有六十条变直。群体的下行。</w:t>
+        <w:t>[00:11:36.690] 在全天就像第三吧。还有主干。然后有细，有细网，有竹竿。将从头部、后背一直到腿部。有几条大筋腱。啊，牵拉着全身的这个管状的筋腱反射。可见。片从颈部前方。分开，开始编织于全身，并下行至前侧。其他五条下行后撤。另外五条下行于右侧，另外五条下行于左侧。这之中有五条筋变直。右手下行于其前侧。下学期后侧。五条逐渐变直，右手同样下行于前侧。但请允许后撤。五条筋跟着右脚下行去前侧，下行于后侧。五条今天。比例区。左脚同样下行于前侧，下行于其后侧。将整个身体大条筋腱有六十条变直。群体的下行。</w:t>
       </w:r>
     </w:p>
     <w:p>
@@ -8009,7 +8009,7 @@
         <w:rPr>
           <w:b w:val="0"/>
         </w:rPr>
-        <w:t>[00:13:40.340] 这是J。所有大唐军舰有着。固体花苞的形状。其他硬件呢，就覆盖鞭子身体的四柱，像反转一样。细菌。这就像。编织的网，扭结的那个柳绳。更为细的金尖就像藤条状。其余的呢？就像琴弦一样。手背脚背的中间就像。</w:t>
+        <w:t>[00:13:40.340] 这是J。所有大唐筋腱有着。固体花苞的形状。其他硬件呢，就覆盖鞭子身体的四柱，像反转一样。细菌。这就像。编织的网，扭结的那个柳绳。更为细的筋腱就像藤条状。其余的呢？就像琴弦一样。手背脚背的中间就像。</w:t>
       </w:r>
     </w:p>
     <w:p>
@@ -8024,7 +8024,7 @@
         <w:rPr>
           <w:b w:val="0"/>
         </w:rPr>
-        <w:t>[00:14:24.360] 鸟，鸟族的形状。侯金娟有着头号稳重的颈部。背后军舰呢？就像渔夫。啊，日下沙朗的形状。其他的部位延展了很多金尖，就像身上穿着薄纱衣。因为它的方位呢，就是在全身上下两边。它的触手呢，是依附于全身的骨头。肌肉中间。它的界限呢。为。上方三百条骨殖山上方以触到肉皮相连接处为分会。你大概就可以看。啊，前后左右各有大小的，中间整体像一个网状的金阶。那是可验。</w:t>
+        <w:t>[00:14:24.360] 鸟，鸟族的形状。侯金娟有着头号稳重的颈部。背后筋腱呢？就像渔夫。啊，日下沙朗的形状。其他的部位延展了很多筋腱，就像身上穿着薄纱衣。因为它的方位呢，就是在全身上下两边。它的触手呢，是依附于全身的骨头。肌肉中间。它的界限呢。为。上方三百条骨殖山上方以触到肉皮相连接处为分会。你大概就可以看。啊，前后左右各有大小的，中间整体像一个网状的筋腱。那是可验。</w:t>
       </w:r>
     </w:p>
     <w:p>
@@ -8099,7 +8099,7 @@
         <w:rPr>
           <w:b w:val="0"/>
         </w:rPr>
-        <w:t>[00:17:56.320] 如果纯粹只看到骨头呢？大家知道就是一个骷髅架。不如家境不可以不可言。你这个骨髓。健康和他大脑连接的那个脊柱，颈椎。胸椎，腰椎中间的那个一条骨髓。勃起的时候是充满了血液，是红色的。呃，它的本质是白色的。搞了去。呃，在大的骨头里面的骨髓，就像竹筒里面。蒸熟的。弄藤条。那竹筒里面的嫩藤煮熟以后变成蘑菇。在小骨头里面有的骨髓，有的竹节里面生出的让藤条。它的交叉。红色。我是可见。它的形状啊，颜色啊，味道啊。位置啊，都是科研。藏在臭臭的肉里面。北新。被腥臭血液所灌溉。的可研。</w:t>
+        <w:t>[00:17:56.320] 如果纯粹只看到骨头呢？大家知道就是一个骷髅架。不如家境不可以不可验。你这个骨髓。健康和他大脑连接的那个脊柱，颈椎。胸椎，腰椎中间的那个一条骨髓。勃起的时候是充满了血液，是红色的。呃，它的本质是白色的。搞了去。呃，在大的骨头里面的骨髓，就像竹筒里面。蒸熟的。弄藤条。那竹筒里面的嫩藤煮熟以后变成蘑菇。在小骨头里面有的骨髓，有的竹节里面生出的让藤条。它的交叉。红色。我是可见。它的形状啊，颜色啊，味道啊。位置啊，都是可验。藏在臭臭的肉里面。北新。被腥臭血液所灌溉。的可验。</w:t>
       </w:r>
     </w:p>
     <w:p>
@@ -8129,7 +8129,7 @@
         <w:rPr>
           <w:b w:val="0"/>
         </w:rPr>
-        <w:t>[00:20:54.920] 好后我们就可以。啊一个一个的从。产生肌肉。背部全身的肌肉。一个圆的白色的金卷。我刚听见。晚上的时间。买完以后。从头部胫股。Go.No.</w:t>
+        <w:t>[00:20:54.920] 好后我们就可以。啊一个一个的从。产生肌肉。背部全身的肌肉。一个圆的白色的筋腱。我刚听见。晚上的时间。买完以后。从头部胫股。Go.No.</w:t>
       </w:r>
     </w:p>
     <w:p>
@@ -8174,7 +8174,7 @@
         <w:rPr>
           <w:b w:val="0"/>
         </w:rPr>
-        <w:t>[00:22:26.500] 啊，这个车。像细薄那种红色的翡髓。所有的。我给大家。当好贝的后，预测。嗯。嗯。嗯。不可以。不包。不高。听见。以大中券带动全身一百万的经卷。No.产生好的具有。Kimi走。顺着观察，你的观察。不要太快。嗯，好吧。不清楚的就跳过去。好，有。有一点个生酸。那你觉得这题。很清晰明显。你就可以停在那边时间长一点。嗯，熟练以后呢。那个了。前面的。啊，OK.</w:t>
+        <w:t>[00:22:26.500] 啊，这个车。像细薄那种红色的骨髓。所有的。我给大家。当好贝的后，预测。嗯。嗯。嗯。不可以。不包。不高。听见。以大中券带动全身一百万的筋腱。No.产生好的具有。Kimi走。顺着观察，你的观察。不要太快。嗯，好吧。不清楚的就跳过去。好，有。有一点个生酸。那你觉得这题。很清晰明显。你就可以停在那边时间长一点。嗯，熟练以后呢。那个了。前面的。啊，OK.</w:t>
       </w:r>
     </w:p>
     <w:p>
@@ -8309,19 +8309,19 @@
         <w:rPr>
           <w:b w:val="0"/>
         </w:rPr>
-        <w:t>，同音讹字较多（如「三个分分」＝三十二身分、「半膜瓜子皮」＝发毛爪齿皮、「科研」＝可验、「军舰／金尖／金卷／金阶／颈腱」＝筋腱、「经线」＝筋、「翡髓」＝骨髓等）。照录</w:t>
-      </w:r>
-      <w:r>
-        <w:rPr>
-          <w:b/>
-        </w:rPr>
-        <w:t>保留讹字原样</w:t>
-      </w:r>
-      <w:r>
-        <w:rPr>
-          <w:b w:val="0"/>
-        </w:rPr>
-        <w:t>，主持人照读时可直接跳过明显不通的句子。</w:t>
+        <w:t>，同音讹字较多（如「三个分分」＝三十二身分、「半膜瓜子皮」＝发毛爪齿皮、「科研」＝可验、「军舰／金尖／金卷／金阶／颈腱」＝筋腱、「经线」＝筋、「翡髓」＝骨髓等）。正文</w:t>
+      </w:r>
+      <w:r>
+        <w:rPr>
+          <w:b/>
+        </w:rPr>
+        <w:t>已按同音讹字统一校订（直用正字）</w:t>
+      </w:r>
+      <w:r>
+        <w:rPr>
+          <w:b w:val="0"/>
+        </w:rPr>
+        <w:t>，主持人照读时可直接跳过个别明显不通的残句。</w:t>
       </w:r>
     </w:p>
     <w:p>
@@ -8672,7 +8672,7 @@
           <w:color w:val="1E4620"/>
           <w:sz w:val="23"/>
         </w:rPr>
-        <w:t>材料③ ★补足：《03_三十二身分1-古源尊者-20250503（录音）》（依据录音转写整理，已校对明显同音错字）</w:t>
+        <w:t>材料③ ★补足：《03_三十二身分1-古源尊者-20250503（录音）》（依据录音转写整理，已按同音讹字统一校订·正文直用正字）</w:t>
       </w:r>
     </w:p>
     <w:p>
@@ -8796,7 +8796,7 @@
         <w:rPr>
           <w:b w:val="0"/>
         </w:rPr>
-        <w:t>[00:16:34.940] 这个是生之念，三者生分的利益啊。那我们今天先练习一组啦。这个发毛爪齿皮呀，那大家熟悉了也可以往下走啊。啊，那。这个呃，发毛爪子皮呢，就是头发体毛，指甲、牙齿皮肤。啊那一般呢，我们在休息的时候呢，一般我们建议说啊，对初学来讲呢，你去取任何一根头发啊，或者一撮头发或者一片头发都可以。那如果是你一个有定力的人呢，你已经成就了入住习念的市场，</w:t>
+        <w:t>[00:16:34.940] 这个是身至念，三十二身分的利益啊。那我们今天先练习一组啦。这个发毛爪齿皮呀，那大家熟悉了也可以往下走啊。啊，那。这个呃，发毛爪齿皮呢，就是头发体毛，指甲、牙齿皮肤。啊那一般呢，我们在休息的时候呢，一般我们建议说啊，对初学来讲呢，你去取任何一根头发啊，或者一撮头发或者一片头发都可以。那如果是你一个有定力的人呢，你已经成就了入出息念的市场，</w:t>
       </w:r>
     </w:p>
     <w:p>
@@ -8811,7 +8811,7 @@
         <w:rPr>
           <w:b w:val="0"/>
         </w:rPr>
-        <w:t>[00:17:16.280] 在修世界差别的时候呢，啊，我就会建议你就是先选一根头发啊，按照你的市场的光明照到这个头皮上啊，从那个毛囊。从那个发根开始看啊，看出来然后一根两根慢慢加，最后整个头发啊，你就会觉得那个头发非常可怜，因为它像种的草呢，底下都是毛囊，白白的。然后这一片这样的，然后就像那个蛆一样的好难看啊，很恶心，那就是头发。然后头发就是接下来是体毛啊，你可以有眉毛啊，可以你的胡子啊，有身毛啊等等的啊，那么可以取一个部分先开始，然后再扩展到慢慢的扩展到全身啊。</w:t>
+        <w:t>[00:17:16.280] 在修四界差别的时候呢，啊，我就会建议你就是先选一根头发啊，按照你的市场的光明照到这个头皮上啊，从那个毛囊。从那个发根开始看啊，看出来然后一根两根慢慢加，最后整个头发啊，你就会觉得那个头发非常可怜，因为它像种的草呢，底下都是毛囊，白白的。然后这一片这样的，然后就像那个蛆一样的好难看啊，很恶心，那就是头发。然后头发就是接下来是体毛啊，你可以有眉毛啊，可以你的胡子啊，有身毛啊等等的啊，那么可以取一个部分先开始，然后再扩展到慢慢的扩展到全身啊。</w:t>
       </w:r>
     </w:p>
     <w:p>
@@ -8886,7 +8886,7 @@
         <w:rPr>
           <w:b w:val="0"/>
         </w:rPr>
-        <w:t>[00:19:17.280] 嗯。那皮肤呢，你可以一步一步一部分一部分啊，从头皮呀，脸皮呀，啊，身上的皮呀，好，那如果发毛爪子皮啊。这个观察完啊，那这个成型的时候呢，它就会像。呃，过去有个电影叫画皮对吧？啊，那个画皮呢，它是画的那么，但是你这个上次说看到的是真正里的皮啊，这个皮呢，外面很多这个毛啊，上面有浓浓的头发啊，然后呢，有几颗二十个指甲，还有三十几颗牙齿挂在那。啊，就是这种感觉好。那这个是有定力的情况下呈现出来的面貌了，</w:t>
+        <w:t>[00:19:17.280] 嗯。那皮肤呢，你可以一步一步一部分一部分啊，从头皮呀，脸皮呀，啊，身上的皮呀，好，那如果发毛爪齿皮啊。这个观察完啊，那这个成型的时候呢，它就会像。呃，过去有个电影叫画皮对吧？啊，那个画皮呢，它是画的那么，但是你这个上次说看到的是真正里的皮啊，这个皮呢，外面很多这个毛啊，上面有浓浓的头发啊，然后呢，有几颗二十个指甲，还有三十二颗牙齿挂在那。啊，就是这种感觉好。那这个是有定力的情况下呈现出来的面貌了，</w:t>
       </w:r>
     </w:p>
     <w:p>
@@ -8901,7 +8901,7 @@
         <w:rPr>
           <w:b w:val="0"/>
         </w:rPr>
-        <w:t>[00:20:06.910] 那我们现在呢，这个没有定力的人呢，就是先有这种感觉就可以。啊，那这个发毛爪子皮啊，然后呢，这个皮齿爪毛发皮齿爪毛发就反着来正着来，反着来正着来反着来。</w:t>
+        <w:t>[00:20:06.910] 那我们现在呢，这个没有定力的人呢，就是先有这种感觉就可以。啊，那这个发毛爪齿皮啊，然后呢，这个皮齿爪毛发皮齿爪毛发就反着来正着来，反着来正着来反着来。</w:t>
       </w:r>
     </w:p>
     <w:p>

--- a/交付成果/第三轮修订版/第三轮4周版/读书会24_三十二身分（身至念）专修_4周资料包（第三版修订）/Word版/第1周_总论与第一·二组身分_学员版.docx
+++ b/交付成果/第三轮修订版/第三轮4周版/读书会24_三十二身分（身至念）专修_4周资料包（第三版修订）/Word版/第1周_总论与第一·二组身分_学员版.docx
@@ -1234,7 +1234,7 @@
         <w:rPr>
           <w:b w:val="0"/>
         </w:rPr>
-        <w:t>[00:00:03.540] 好，今天呢，我们。学习一下。三十二身分。三十二身分呢？也是。身至念啊。那也是不进水面。嗯。所以三十二身分的作用呢？他就是。嗯，通过对自己身体的像这个。部位的观察啊，然后看到自己啊，这个色身本身的这种。不净啊，和去除对自己身体的贪爱，以及对他人身体的贪爱。啊。哎呀。诶怎么一直有个回音。我自己的回音已经关掉了，怎么还有啊？这个是。我的。杨文旭。这有什么特别？什么？两，两科。嗯哼，嗯。</w:t>
+        <w:t>[00:00:03.540] 好，今天呢，我们。学习一下。三十二身分。三十二身分呢？也是。身至念啊。那也是不净。嗯。所以三十二身分的作用呢？他就是。嗯，通过对自己身体的像这个。部位的观察啊，然后看到自己啊，这个色身本身的这种。不净啊，和去除对自己身体的贪爱，以及对他人身体的贪爱。啊。哎呀。诶怎么一直有个回音。我自己的回音已经关掉了，怎么还有啊？这个是。我的。杨文旭。这有什么特别？什么？两，两科。嗯哼，嗯。</w:t>
       </w:r>
     </w:p>
     <w:p>
@@ -1249,7 +1249,7 @@
         <w:rPr>
           <w:b w:val="0"/>
         </w:rPr>
-        <w:t>[00:01:56.540] 那什么是身至念呢？身至念的巴利语叫卡亚嘎达萨蒂。卡宴呢，就是色身，就是生。简单呢。是至到达的意思，Sub d呢，是正念，你正念的到达自己的色身啊，叫身至念。</w:t>
+        <w:t>[00:01:56.540] 那什么是身至念呢？身至念的巴利语叫卡亚嘎达萨蒂。kāya呢，就是色身，就是生。简单呢。是至到达的意思，sati呢，是正念，你正念的到达自己的色身啊，叫身至念。</w:t>
       </w:r>
     </w:p>
     <w:p>
@@ -1274,7 +1274,7 @@
         <w:rPr>
           <w:b w:val="0"/>
         </w:rPr>
-        <w:t>[00:02:15.920] 有佛陀在身至念经中提到，不是如比库，另一种观照的方法为比库省察，从脚掌至头发下方。从头发至周围，以皮肤为边际，有不洁净之种种充满之齿身充满着齿色针，请察于齿色针中有头发、身毛、指甲、牙齿、皮肤。肉、肌肉、筋腱、骨头、骨髓、肾、心脏、肝膜、脾、肺、肠、肠间膜、胃中物、粪、胆汁、痰脓血汗、脂肪类、膏脂啊、膏脂、唾液、鼻涕、关节滑液、尿。</w:t>
+        <w:t>[00:02:15.920] 有佛陀在身至念经中提到，不是如比库，另一种观照的方法为比库省察，从脚掌至头发下方。从头发至周围，以皮肤为边际，有不洁净之种种充满之此身充满着此色身，请察于此色身中有头发、身毛、指甲、牙齿、皮肤。肉、肌肉、筋腱、骨头、骨髓、肾、心脏、肝膜、脾、肺、肠、肠间膜、胃中物、粪、胆汁、痰脓血汗、脂肪类、膏脂啊、膏脂、唾液、鼻涕、关节滑液、尿。</w:t>
       </w:r>
     </w:p>
     <w:p>
@@ -1545,7 +1545,7 @@
         <w:rPr>
           <w:b w:val="0"/>
         </w:rPr>
-        <w:t>[00:10:45.215] 那第五组呢，就是啊胆汁痰脓血汗脂肪，然后在脂肪汗血浓糖胆汁啊。好，那么这个再把前面的加进来好啊，</w:t>
+        <w:t>[00:10:45.215] 那第五组呢，就是啊胆汁痰脓血汗脂肪，然后在脂肪汗血脓、痰胆汁啊。好，那么这个再把前面的加进来好啊，</w:t>
       </w:r>
     </w:p>
     <w:p>
@@ -1560,7 +1560,7 @@
         <w:rPr>
           <w:b w:val="0"/>
         </w:rPr>
-        <w:t>[00:10:58.385] 发毛，爪齿皮，肉筋，骨髓，肾、心肝膜，脾肺肠，肠间膜，胃中物，粪便，大脑、胆汁，痰脓、血、汗，脂肪。然后再逆着就脂肪，汗血，浓糖，胆汁，大脑粪便，胃中物，肠间膜，肠肺脾膜，肝心肾水，骨筋肉。皮齿爪毛发啊好，</w:t>
+        <w:t>[00:10:58.385] 发毛，爪齿皮，肉筋，骨髓，肾、心肝膜，脾肺肠，肠间膜，胃中物，粪便，大脑、胆汁，痰脓、血、汗，脂肪。然后再逆着就脂肪，汗血，脓、痰，胆汁，大脑粪便，胃中物，肠间膜，肠肺脾膜，肝心肾水，骨筋肉。皮齿爪毛发啊好，</w:t>
       </w:r>
     </w:p>
     <w:p>
@@ -1575,7 +1575,7 @@
         <w:rPr>
           <w:b w:val="0"/>
         </w:rPr>
-        <w:t>[00:11:26.095] 那再把最后的一组啊再加进去啊，最后一组呢是。这个呃，眼泪膏脂，那也有人把它变成油啊，泪油唾涕，关节滑液尿。啊，然后先把这一组熟悉了哈，尿、关节滑液、鼻涕、唾液、油类好，这个熟物习完以后再把全面的加进来。发毛爪齿皮，肉筋，骨髓，肾，心肝膜，脾肺肠、肠间膜，胃中物，粪便，脑胆汁，脓血，汗，脂肪，泪油，唾涕，关节滑液，尿。啊，然后在整个的。啊，完整的这个密的啊，就尿关节滑液啊，涕唾油类。脂肪、汗血、浓糖、胆汁。脑、粪、胃中物、肠间膜、肠。</w:t>
+        <w:t>[00:11:26.095] 那再把最后的一组啊再加进去啊，最后一组呢是。这个呃，眼泪膏脂，那也有人把它变成油啊，泪油唾涕，关节滑液尿。啊，然后先把这一组熟悉了哈，尿、关节滑液、鼻涕、唾液、油类好，这个熟物习完以后再把全面的加进来。发毛爪齿皮，肉筋，骨髓，肾，心肝膜，脾肺肠、肠间膜，胃中物，粪便，脑胆汁，脓血，汗，脂肪，泪油，唾涕，关节滑液，尿。啊，然后在整个的。啊，完整的这个密的啊，就尿关节滑液啊，涕唾油类。脂肪、汗血、脓、痰、胆汁。脑、粪、胃中物、肠间膜、肠。</w:t>
       </w:r>
     </w:p>
     <w:p>
@@ -1620,7 +1620,7 @@
         <w:rPr>
           <w:b w:val="0"/>
         </w:rPr>
-        <w:t>[00:12:43.500] 那因为有三十二个啊三个部分的内容，然后展开呢，就像我们刚才讲的这些内容呢，一组一组的要顺要逆，所以它是有很多的内容啊。那对于容易打妄想的人呢？他就没有空打妄想啊，他有很多要背的、要了解的内容。啊，所以那么这个首先呢，就是不断的练诵思维呢，我们专注这些身分的念诵呢，心就比较容易安定。那这个过去呢，号称是有两位比库在四个月内就是通过念诵这些身分啊，那他只是这么念诵，心里这样感觉刚开始不清晰无所谓啊。但是呢，这个几个月以后呢，就清楚的呈现身分的所缘，甚至获得了道之果子。四个月之内啊，因此呢，</w:t>
+        <w:t>[00:12:43.500] 那因为有三十二个啊三个部分的内容，然后展开呢，就像我们刚才讲的这些内容呢，一组一组的要顺要逆，所以它是有很多的内容啊。那对于容易打妄想的人呢？他就没有空打妄想啊，他有很多要背的、要了解的内容。啊，所以那么这个首先呢，就是不断的练诵思维呢，我们专注这些身分的念诵呢，心就比较容易安定。那这个过去呢，号称是有两位比库在四个月内就是通过念诵这些身分啊，那他只是这么念诵，心里这样感觉刚开始不清晰无所谓啊。但是呢，这个几个月以后呢，就清楚的呈现身分的所缘，甚至获得了道果。四个月之内啊，因此呢，</w:t>
       </w:r>
     </w:p>
     <w:p>
@@ -1635,7 +1635,7 @@
         <w:rPr>
           <w:b w:val="0"/>
         </w:rPr>
-        <w:t>[00:13:41.525] 念诵身分呢，可以帮助禅修者升起道之果子啊。这个是在经典里面有过这个方面的介绍了。</w:t>
+        <w:t>[00:13:41.525] 念诵身分呢，可以帮助禅修者升起道果啊。这个是在经典里面有过这个方面的介绍了。</w:t>
       </w:r>
     </w:p>
     <w:p>
@@ -7934,7 +7934,7 @@
         <w:rPr>
           <w:b w:val="0"/>
         </w:rPr>
-        <w:t>[00:07:41.260] 体毛。全身的体毛，除了脚掌和手掌没有，其他每一个部位都有汗毛。指甲。十个手指甲。那个脚趾甲。皮肤。在牙齿。每个人至少都有三十四颗牙齿。有些人有三十六颗牙。下什么？红龙杨华。往下看。牙齿的根部啊。根管很尖的。然后都是错误的可验。有这样的概念就行。</w:t>
+        <w:t>[00:07:41.260] 体毛。全身的体毛，除了脚掌和手掌没有，其他每一个部位都有汗毛。指甲。十个手指甲。那个脚趾甲。皮肤。在牙齿。每个人至少都有三十二颗牙齿。有些人有三十六颗牙。下什么？红龙杨华。往下看。牙齿的根部啊。根管很尖的。然后都是错误的可验。有这样的概念就行。</w:t>
       </w:r>
     </w:p>
     <w:p>
@@ -8584,7 +8584,7 @@
         <w:rPr>
           <w:b w:val="0"/>
         </w:rPr>
-        <w:t>齿——「每个人至少都有三十四颗牙齿。有些人有三十六颗牙」（材料②[00:07:41]），往下看牙根，「根管很尖的」。</w:t>
+        <w:t>齿——「每个人至少都有三十二颗牙齿。有些人有三十六颗牙」（材料②[00:07:41]），往下看牙根，「根管很尖的」。</w:t>
       </w:r>
     </w:p>
     <w:p>
@@ -8796,7 +8796,7 @@
         <w:rPr>
           <w:b w:val="0"/>
         </w:rPr>
-        <w:t>[00:16:34.940] 这个是身至念，三十二身分的利益啊。那我们今天先练习一组啦。这个发毛爪齿皮呀，那大家熟悉了也可以往下走啊。啊，那。这个呃，发毛爪齿皮呢，就是头发体毛，指甲、牙齿皮肤。啊那一般呢，我们在休息的时候呢，一般我们建议说啊，对初学来讲呢，你去取任何一根头发啊，或者一撮头发或者一片头发都可以。那如果是你一个有定力的人呢，你已经成就了入出息念的市场，</w:t>
+        <w:t>[00:16:34.940] 这个是身至念，三十二身分的利益啊。那我们今天先练习一组啦。这个发毛爪齿皮呀，那大家熟悉了也可以往下走啊。啊，那。这个呃，发毛爪齿皮呢，就是头发体毛，指甲、牙齿皮肤。啊那一般呢，我们在休息的时候呢，一般我们建议说啊，对初学来讲呢，你去取任何一根头发啊，或者一撮头发或者一片头发都可以。那如果是你一个有定力的人呢，你已经成就了入出息念的禅那，</w:t>
       </w:r>
     </w:p>
     <w:p>
@@ -8811,7 +8811,7 @@
         <w:rPr>
           <w:b w:val="0"/>
         </w:rPr>
-        <w:t>[00:17:16.280] 在修四界差别的时候呢，啊，我就会建议你就是先选一根头发啊，按照你的市场的光明照到这个头皮上啊，从那个毛囊。从那个发根开始看啊，看出来然后一根两根慢慢加，最后整个头发啊，你就会觉得那个头发非常可怜，因为它像种的草呢，底下都是毛囊，白白的。然后这一片这样的，然后就像那个蛆一样的好难看啊，很恶心，那就是头发。然后头发就是接下来是体毛啊，你可以有眉毛啊，可以你的胡子啊，有身毛啊等等的啊，那么可以取一个部分先开始，然后再扩展到慢慢的扩展到全身啊。</w:t>
+        <w:t>[00:17:16.280] 在修四界差别的时候呢，啊，我就会建议你就是先选一根头发啊，按照你的禅那的光明照到这个头皮上啊，从那个毛囊。从那个发根开始看啊，看出来然后一根两根慢慢加，最后整个头发啊，你就会觉得那个头发非常可怜，因为它像种的草呢，底下都是毛囊，白白的。然后这一片这样的，然后就像那个蛆一样的好难看啊，很恶心，那就是头发。然后头发就是接下来是体毛啊，你可以有眉毛啊，可以你的胡子啊，有身毛啊等等的啊，那么可以取一个部分先开始，然后再扩展到慢慢的扩展到全身啊。</w:t>
       </w:r>
     </w:p>
     <w:p>
@@ -9310,7 +9310,7 @@
         <w:rPr>
           <w:b w:val="0"/>
         </w:rPr>
-        <w:t>提示：这个问题常常带来最真实的分享。可以谈：筋的走向我说不上来、骨髓我完全没概念、肾我只在体检报告里见过、牙齿我从来没想过「至少三十四颗」。请成员只描述「不认识」本身，不必急着补上知识。主持人可回应：</w:t>
+        <w:t>提示：这个问题常常带来最真实的分享。可以谈：筋的走向我说不上来、骨髓我完全没概念、肾我只在体检报告里见过、牙齿我从来没想过「至少三十二颗」。请成员只描述「不认识」本身，不必急着补上知识。主持人可回应：</w:t>
       </w:r>
       <w:r>
         <w:rPr>

--- a/交付成果/第三轮修订版/第三轮4周版/读书会24_三十二身分（身至念）专修_4周资料包（第三版修订）/Word版/第1周_总论与第一·二组身分_学员版.docx
+++ b/交付成果/第三轮修订版/第三轮4周版/读书会24_三十二身分（身至念）专修_4周资料包（第三版修订）/Word版/第1周_总论与第一·二组身分_学员版.docx
@@ -1249,7 +1249,7 @@
         <w:rPr>
           <w:b w:val="0"/>
         </w:rPr>
-        <w:t>[00:01:56.540] 那什么是身至念呢？身至念的巴利语叫卡亚嘎达萨蒂。kāya呢，就是色身，就是生。简单呢。是至到达的意思，sati呢，是正念，你正念的到达自己的色身啊，叫身至念。</w:t>
+        <w:t>[00:01:56.540] 那什么是身至念呢？身至念的巴利语叫卡亚嘎达萨蒂。kāya 即色身（身）；gata 呢，是「至／到达」的意思，sati呢，是正念，你正念的到达自己的色身啊，叫身至念。</w:t>
       </w:r>
     </w:p>
     <w:p>
@@ -1274,7 +1274,7 @@
         <w:rPr>
           <w:b w:val="0"/>
         </w:rPr>
-        <w:t>[00:02:15.920] 有佛陀在身至念经中提到，不是如比库，另一种观照的方法为比库省察，从脚掌至头发下方。从头发至周围，以皮肤为边际，有不洁净之种种充满之此身充满着此色身，请察于此色身中有头发、身毛、指甲、牙齿、皮肤。肉、肌肉、筋腱、骨头、骨髓、肾、心脏、肝膜、脾、肺、肠、肠间膜、胃中物、粪、胆汁、痰脓血汗、脂肪类、膏脂啊、膏脂、唾液、鼻涕、关节滑液、尿。</w:t>
+        <w:t>[00:02:15.920] 有佛陀在身至念经中提到，复次，比库（对此身）省察：从脚掌以上、头发以下。从头发至周围，以皮肤为边际，有不洁净之种种充满之此身充满着此色身，请察于此色身中有头发、身毛、指甲、牙齿、皮肤。肉、肌肉、筋腱、骨头、骨髓、肾、心脏、肝膜、脾、肺、肠、肠间膜、胃中物、粪、胆汁、痰脓血汗、脂肪类、膏脂啊、膏脂、唾液、鼻涕、关节滑液、尿。</w:t>
       </w:r>
     </w:p>
     <w:p>
@@ -1479,7 +1479,7 @@
         <w:rPr>
           <w:b w:val="0"/>
         </w:rPr>
-        <w:t>[00:08:37.160] 那举个例子说，第一组身分念诵呢，先以顺序的方式念诵头发、身毛、指甲、牙齿、皮肤啊，再以逆序的方式练诵皮肤、牙齿、指甲、身毛、头发啊，就是来回的这样的去观察。第二种身分呢，就是肉筋骨髓，肾啊啊，那再以逆序的方式念诵。嗯。这个不单单是念诵，这五个身分呢，还要把皮肤等五个身分。啊，一起加进去啊，就是十个身分啊，肾骨髓。骨筋腱，肉、皮肤、牙齿、指甲、身毛、头发啊，就是这个。呃，第二组的这个顺利了，也就是说，从第一组开始，然后后面再加的时候，都把前面一起加进去啊。</w:t>
+        <w:t>[00:08:37.160] 那举个例子说，第一组身分念诵呢，先以顺序的方式念诵头发、身毛、指甲、牙齿、皮肤啊，再以逆序的方式练诵皮肤、牙齿、指甲、身毛、头发啊，就是来回的这样的去观察。第二种身分呢，就是肉筋骨髓，肾啊啊，那再以逆序的方式念诵。嗯。这个不单单是念诵，这五个身分呢，还要把皮肤等五个身分。啊，一起加进去啊，就是十个身分啊，肾骨髓。骨筋腱，肉、皮肤、牙齿、指甲、身毛、头发啊，就是这个。呃，第二组的这个「顺、逆（序念诵）」了，也就是说，从第一组开始，然后后面再加的时候，都把前面一起加进去啊。</w:t>
       </w:r>
     </w:p>
     <w:p>
@@ -1509,7 +1509,7 @@
         <w:rPr>
           <w:b w:val="0"/>
         </w:rPr>
-        <w:t>[00:10:00.080] 第四组呢，那就是它虽然是肠、肠间膜胃中物，粪脑。啊，然后先把这一组练习好了。好两个脑。这个粪胃中物膜肠，这点手语熟悉完以后呢，那再把前面的加进去啊。发毛爪齿，皮肉筋骨髓于肾心肝膜，脾肺肠、肠间膜胃中物粪便大脑然后在大脑粪便胃中物肠、肠间膜、肠啊，肺脾膜肝心啊，肾髓骨筋肉啊，皮齿爪毛发。好，那么这个是这四组呢，就是四大为主的了啊，四大的特项为主的，</w:t>
+        <w:t>[00:10:00.080] 第四组呢，那就是它虽然是肠、肠间膜胃中物，粪脑。啊，然后先把这一组练习好了。好，两个（都念到）脑。粪、胃中物、膜、肠这一组熟悉完以后呢，那再把前面的加进去啊。发毛爪齿，皮肉筋骨髓于肾心肝膜，脾肺肠、肠间膜胃中物粪便大脑然后在大脑粪便胃中物肠、肠间膜、肠啊，肺脾膜肝心啊，肾髓骨筋肉啊，皮齿爪毛发。好，那么这个是这四组呢，就是四大为主的了啊，四大的特项为主的，</w:t>
       </w:r>
     </w:p>
     <w:p>
@@ -7994,7 +7994,7 @@
         <w:rPr>
           <w:b w:val="0"/>
         </w:rPr>
-        <w:t>[00:11:36.690] 在全天就像第三吧。还有主干。然后有细，有细网，有竹竿。将从头部、后背一直到腿部。有几条大筋腱。啊，牵拉着全身的这个管状的筋腱反射。可见。片从颈部前方。分开，开始编织于全身，并下行至前侧。其他五条下行后撤。另外五条下行于右侧，另外五条下行于左侧。这之中有五条筋变直。右手下行于其前侧。下学期后侧。五条逐渐变直，右手同样下行于前侧。但请允许后撤。五条筋跟着右脚下行去前侧，下行于后侧。五条今天。比例区。左脚同样下行于前侧，下行于其后侧。将整个身体大条筋腱有六十条变直。群体的下行。</w:t>
+        <w:t>[00:11:36.690] 在全天就像第三吧。还有主干。然后有细，有细网，有竹竿。将从头部、后背一直到腿部。有几条大筋腱。啊，牵拉着全身的这个管状的筋腱反射。可见。片从颈部前方。分开，开始编织于全身，并下行至前侧。其他五条下行后撤。另外五条下行于右侧，另外五条下行于左侧。这之中有五条筋变直。右手下行于其前侧。下学期后侧。五条逐渐变直，右手同样下行于前侧。但请允许后撤。五条筋跟着右脚下行去前侧，下行于后侧。（其余）五条同之；左脚同样下行于前侧、后侧。将整个身体大条筋腱有六十条变直。群体的下行。</w:t>
       </w:r>
     </w:p>
     <w:p>
@@ -8009,7 +8009,7 @@
         <w:rPr>
           <w:b w:val="0"/>
         </w:rPr>
-        <w:t>[00:13:40.340] 这是J。所有大唐筋腱有着。固体花苞的形状。其他硬件呢，就覆盖鞭子身体的四柱，像反转一样。细菌。这就像。编织的网，扭结的那个柳绳。更为细的筋腱就像藤条状。其余的呢？就像琴弦一样。手背脚背的中间就像。</w:t>
+        <w:t>[00:13:40.340] 这是J。所有大唐筋腱有着。固体花苞的形状。其他硬件呢，就覆盖鞭子身体的四柱，像反转一样。细菌。这就像。细者如藤蔓状、更细者如琴弦状；粗者如绳索、皆呈结节状（编织如网）。手背脚背的中间就像。</w:t>
       </w:r>
     </w:p>
     <w:p>
@@ -8024,7 +8024,7 @@
         <w:rPr>
           <w:b w:val="0"/>
         </w:rPr>
-        <w:t>[00:14:24.360] 鸟，鸟族的形状。侯金娟有着头号稳重的颈部。背后筋腱呢？就像渔夫。啊，日下沙朗的形状。其他的部位延展了很多筋腱，就像身上穿着薄纱衣。因为它的方位呢，就是在全身上下两边。它的触手呢，是依附于全身的骨头。肌肉中间。它的界限呢。为。上方三百条骨殖山上方以触到肉皮相连接处为分会。你大概就可以看。啊，前后左右各有大小的，中间整体像一个网状的筋腱。那是可验。</w:t>
+        <w:t>[00:14:24.360] 鸟，鸟族的形状。头部的筋腱如孩童发网状，背部的筋腱如展开的渔网状，其余如网状铠甲。其他的部位延展了很多筋腱，就像身上穿着薄纱衣。因为它的方位呢，就是在全身上下两边。它的触手呢，是依附于全身的骨头。肌肉中间。它的界限呢。为。上方三百条骨殖山上方以触到肉皮相连接处为分会。你大概就可以看。啊，前后左右各有大小的，中间整体像一个网状的筋腱。那是可验。</w:t>
       </w:r>
     </w:p>
     <w:p>
@@ -8039,7 +8039,7 @@
         <w:rPr>
           <w:b w:val="0"/>
         </w:rPr>
-        <w:t>[00:15:38.280] 再往里面就是骨头。全身有三百多块骨头。除了三十二颗牙齿以外。手骨有六十，足骨有六十四，手骨六十四，足骨六十四。鱼与肉的软骨也六十四。</w:t>
+        <w:t>[00:15:38.280] 再往里面就是骨头。全身有三百多块骨头。除了三十二颗牙齿以外。手骨六十四，足骨六十四（含依附肌肉的软骨亦六十四）。鱼与肉的软骨也六十四。</w:t>
       </w:r>
     </w:p>
     <w:p>
@@ -8054,7 +8054,7 @@
         <w:rPr>
           <w:b w:val="0"/>
         </w:rPr>
-        <w:t>[00:16:01.840] 中骨有两只啊，是在两个脚踝骨两个。两只，共四只，脚后底部有两，膝盖部两一个。各两各一个，大腿骨各一个，臀部两个。脊椎骨有十八只。排骨二十四根，肋骨十四根。说。有两根坚骨，两根软骨，两根。全部两个。胫骨两根，前胫骨有七根，额骨有两根，鼻骨有一根。眼窝骨有两个，额骨两个，额头骨一个，头盖有九个。总共有三百块骨头。遍布全身。我们也可以从头部。</w:t>
+        <w:t>[00:16:01.840] 中骨有两只啊，是在两个脚踝骨两个。两只，共四只，脚后底部有两，膝盖部两一个。各两各一个，大腿骨各一个，臀部两个。脊椎骨有十八只。肋骨二十四根，胸骨十四根。说。有两根坚骨，两根软骨，两根。全部两个。胫骨两根，颈骨七根、颌骨两根、鼻骨一根。眼窝骨有两个，额骨两个，额头骨一个，头盖有九个。总共有三百块骨头。遍布全身。我们也可以从头部。</w:t>
       </w:r>
     </w:p>
     <w:p>
@@ -8114,7 +8114,7 @@
         <w:rPr>
           <w:b w:val="0"/>
         </w:rPr>
-        <w:t>[00:19:59.660] 第五，关于上。正是一个连接在一起的两个肉团。颜色是淡赤色。秦装香有一点。啊椭圆啊也不像。有点像一个地上这两颗芒果星。嗯，身体的尿液排泄通过肾脏。嗯，过滤，所以现在也充满着忧愁。嗯，可以。</w:t>
+        <w:t>[00:19:59.660] 第五，关于上。正是一个连接在一起的两个肉团。颜色是淡赤色。秦装香有一点。啊椭圆啊也不像。有点像一个（蒂上）的两颗芒果。嗯，身体的尿液排泄通过肾脏。嗯，过滤，所以现在也充满着忧愁。嗯，可以。</w:t>
       </w:r>
     </w:p>
     <w:p>
